--- a/BaoCaoHocTap1.docx
+++ b/BaoCaoHocTap1.docx
@@ -481,6 +481,7 @@
             <w:tcBorders>
               <w:right w:val="single" w:sz="4" w:space="0" w:color="auto"/>
             </w:tcBorders>
+            <w:vAlign w:val="center"/>
           </w:tcPr>
           <w:p>
             <w:pPr>
@@ -694,6 +695,7 @@
               <w:bottom w:val="single" w:sz="4" w:space="0" w:color="auto"/>
               <w:right w:val="single" w:sz="4" w:space="0" w:color="auto"/>
             </w:tcBorders>
+            <w:vAlign w:val="center"/>
           </w:tcPr>
           <w:p>
             <w:pPr>
@@ -726,27 +728,30 @@
               <w:bottom w:val="single" w:sz="4" w:space="0" w:color="auto"/>
               <w:right w:val="single" w:sz="4" w:space="0" w:color="auto"/>
             </w:tcBorders>
+            <w:vAlign w:val="center"/>
           </w:tcPr>
           <w:p>
             <w:pPr>
               <w:pStyle w:val="NormalWeb"/>
-              <w:rPr>
-                <w:sz w:val="28"/>
-                <w:szCs w:val="28"/>
-                <w:lang w:val="vi-VN"/>
-              </w:rPr>
-            </w:pPr>
-            <w:r>
-              <w:rPr>
-                <w:sz w:val="28"/>
-                <w:szCs w:val="28"/>
-              </w:rPr>
-              <w:t xml:space="preserve">- Viết 1.1.1. Tầm quan trọng của an ninh mạng </w:t>
+              <w:jc w:val="center"/>
+              <w:rPr>
+                <w:sz w:val="28"/>
+                <w:szCs w:val="28"/>
+                <w:lang w:val="vi-VN"/>
+              </w:rPr>
+            </w:pPr>
+            <w:r>
+              <w:rPr>
+                <w:sz w:val="28"/>
+                <w:szCs w:val="28"/>
+              </w:rPr>
+              <w:t>- Viết 1.1.1. Tầm quan trọng của an ninh mạng</w:t>
             </w:r>
           </w:p>
           <w:p>
             <w:pPr>
               <w:pStyle w:val="NormalWeb"/>
+              <w:jc w:val="center"/>
               <w:rPr>
                 <w:sz w:val="28"/>
                 <w:szCs w:val="28"/>
@@ -764,6 +769,7 @@
           <w:p>
             <w:pPr>
               <w:pStyle w:val="NormalWeb"/>
+              <w:jc w:val="center"/>
               <w:rPr>
                 <w:sz w:val="28"/>
                 <w:szCs w:val="28"/>
@@ -781,6 +787,7 @@
           <w:p>
             <w:pPr>
               <w:pStyle w:val="NormalWeb"/>
+              <w:jc w:val="center"/>
               <w:rPr>
                 <w:sz w:val="28"/>
                 <w:szCs w:val="28"/>
@@ -796,152 +803,167 @@
             <w:tcBorders>
               <w:left w:val="single" w:sz="4" w:space="0" w:color="auto"/>
             </w:tcBorders>
-          </w:tcPr>
-          <w:p>
-            <w:pPr>
-              <w:rPr>
-                <w:rFonts w:ascii="Times New Roman" w:hAnsi="Times New Roman" w:cs="Times New Roman"/>
-                <w:color w:val="000000" w:themeColor="text1"/>
-                <w:sz w:val="28"/>
-                <w:szCs w:val="28"/>
-                <w:lang w:val="vi-VN"/>
-              </w:rPr>
-            </w:pPr>
-          </w:p>
-          <w:p>
-            <w:pPr>
-              <w:rPr>
-                <w:rFonts w:ascii="Times New Roman" w:hAnsi="Times New Roman" w:cs="Times New Roman"/>
-                <w:color w:val="000000" w:themeColor="text1"/>
-                <w:sz w:val="28"/>
-                <w:szCs w:val="28"/>
-                <w:lang w:val="vi-VN"/>
-              </w:rPr>
-            </w:pPr>
-          </w:p>
-          <w:p>
-            <w:pPr>
-              <w:rPr>
-                <w:rFonts w:ascii="Times New Roman" w:hAnsi="Times New Roman" w:cs="Times New Roman"/>
-                <w:color w:val="000000" w:themeColor="text1"/>
-                <w:sz w:val="28"/>
-                <w:szCs w:val="28"/>
-                <w:lang w:val="vi-VN"/>
-              </w:rPr>
-            </w:pPr>
-          </w:p>
-          <w:p>
-            <w:pPr>
-              <w:rPr>
-                <w:rFonts w:ascii="Times New Roman" w:hAnsi="Times New Roman" w:cs="Times New Roman"/>
-                <w:color w:val="000000" w:themeColor="text1"/>
-                <w:sz w:val="28"/>
-                <w:szCs w:val="28"/>
-                <w:lang w:val="vi-VN"/>
-              </w:rPr>
-            </w:pPr>
-          </w:p>
-          <w:p>
-            <w:pPr>
-              <w:rPr>
-                <w:rFonts w:ascii="Times New Roman" w:hAnsi="Times New Roman" w:cs="Times New Roman"/>
-                <w:color w:val="000000" w:themeColor="text1"/>
-                <w:sz w:val="28"/>
-                <w:szCs w:val="28"/>
-                <w:lang w:val="vi-VN"/>
-              </w:rPr>
-            </w:pPr>
-          </w:p>
-          <w:p>
-            <w:pPr>
-              <w:rPr>
-                <w:rFonts w:ascii="Times New Roman" w:hAnsi="Times New Roman" w:cs="Times New Roman"/>
-                <w:color w:val="000000" w:themeColor="text1"/>
-                <w:sz w:val="28"/>
-                <w:szCs w:val="28"/>
-                <w:lang w:val="vi-VN"/>
-              </w:rPr>
-            </w:pPr>
-          </w:p>
-          <w:p>
-            <w:pPr>
-              <w:rPr>
-                <w:rFonts w:ascii="Times New Roman" w:hAnsi="Times New Roman" w:cs="Times New Roman"/>
-                <w:color w:val="000000" w:themeColor="text1"/>
-                <w:sz w:val="28"/>
-                <w:szCs w:val="28"/>
-                <w:lang w:val="vi-VN"/>
-              </w:rPr>
-            </w:pPr>
-          </w:p>
-          <w:p>
-            <w:pPr>
-              <w:rPr>
-                <w:rFonts w:ascii="Times New Roman" w:hAnsi="Times New Roman" w:cs="Times New Roman"/>
-                <w:color w:val="000000" w:themeColor="text1"/>
-                <w:sz w:val="28"/>
-                <w:szCs w:val="28"/>
-                <w:lang w:val="vi-VN"/>
-              </w:rPr>
-            </w:pPr>
-          </w:p>
-          <w:p>
-            <w:pPr>
-              <w:rPr>
-                <w:rFonts w:ascii="Times New Roman" w:hAnsi="Times New Roman" w:cs="Times New Roman"/>
-                <w:color w:val="000000" w:themeColor="text1"/>
-                <w:sz w:val="28"/>
-                <w:szCs w:val="28"/>
-                <w:lang w:val="vi-VN"/>
-              </w:rPr>
-            </w:pPr>
-          </w:p>
-          <w:p>
-            <w:pPr>
-              <w:rPr>
-                <w:rFonts w:ascii="Times New Roman" w:hAnsi="Times New Roman" w:cs="Times New Roman"/>
-                <w:color w:val="000000" w:themeColor="text1"/>
-                <w:sz w:val="28"/>
-                <w:szCs w:val="28"/>
-                <w:lang w:val="vi-VN"/>
-              </w:rPr>
-            </w:pPr>
-          </w:p>
-          <w:p>
-            <w:pPr>
-              <w:rPr>
-                <w:rFonts w:ascii="Times New Roman" w:hAnsi="Times New Roman" w:cs="Times New Roman"/>
-                <w:color w:val="000000" w:themeColor="text1"/>
-                <w:sz w:val="28"/>
-                <w:szCs w:val="28"/>
-                <w:lang w:val="vi-VN"/>
-              </w:rPr>
-            </w:pPr>
-          </w:p>
-          <w:p>
-            <w:pPr>
-              <w:rPr>
-                <w:rFonts w:ascii="Times New Roman" w:hAnsi="Times New Roman" w:cs="Times New Roman"/>
-                <w:color w:val="000000" w:themeColor="text1"/>
-                <w:sz w:val="28"/>
-                <w:szCs w:val="28"/>
-                <w:lang w:val="vi-VN"/>
-              </w:rPr>
-            </w:pPr>
-          </w:p>
-          <w:p>
-            <w:pPr>
-              <w:rPr>
-                <w:rFonts w:ascii="Times New Roman" w:hAnsi="Times New Roman" w:cs="Times New Roman"/>
-                <w:color w:val="000000" w:themeColor="text1"/>
-                <w:sz w:val="28"/>
-                <w:szCs w:val="28"/>
-                <w:lang w:val="vi-VN"/>
-              </w:rPr>
-            </w:pPr>
-          </w:p>
-          <w:p>
-            <w:pPr>
+            <w:vAlign w:val="center"/>
+          </w:tcPr>
+          <w:p>
+            <w:pPr>
+              <w:jc w:val="center"/>
+              <w:rPr>
+                <w:rFonts w:ascii="Times New Roman" w:hAnsi="Times New Roman" w:cs="Times New Roman"/>
+                <w:color w:val="000000" w:themeColor="text1"/>
+                <w:sz w:val="28"/>
+                <w:szCs w:val="28"/>
+                <w:lang w:val="vi-VN"/>
+              </w:rPr>
+            </w:pPr>
+          </w:p>
+          <w:p>
+            <w:pPr>
+              <w:jc w:val="center"/>
+              <w:rPr>
+                <w:rFonts w:ascii="Times New Roman" w:hAnsi="Times New Roman" w:cs="Times New Roman"/>
+                <w:color w:val="000000" w:themeColor="text1"/>
+                <w:sz w:val="28"/>
+                <w:szCs w:val="28"/>
+                <w:lang w:val="vi-VN"/>
+              </w:rPr>
+            </w:pPr>
+          </w:p>
+          <w:p>
+            <w:pPr>
+              <w:jc w:val="center"/>
+              <w:rPr>
+                <w:rFonts w:ascii="Times New Roman" w:hAnsi="Times New Roman" w:cs="Times New Roman"/>
+                <w:color w:val="000000" w:themeColor="text1"/>
+                <w:sz w:val="28"/>
+                <w:szCs w:val="28"/>
+                <w:lang w:val="vi-VN"/>
+              </w:rPr>
+            </w:pPr>
+          </w:p>
+          <w:p>
+            <w:pPr>
+              <w:jc w:val="center"/>
+              <w:rPr>
+                <w:rFonts w:ascii="Times New Roman" w:hAnsi="Times New Roman" w:cs="Times New Roman"/>
+                <w:color w:val="000000" w:themeColor="text1"/>
+                <w:sz w:val="28"/>
+                <w:szCs w:val="28"/>
+                <w:lang w:val="vi-VN"/>
+              </w:rPr>
+            </w:pPr>
+          </w:p>
+          <w:p>
+            <w:pPr>
+              <w:jc w:val="center"/>
+              <w:rPr>
+                <w:rFonts w:ascii="Times New Roman" w:hAnsi="Times New Roman" w:cs="Times New Roman"/>
+                <w:color w:val="000000" w:themeColor="text1"/>
+                <w:sz w:val="28"/>
+                <w:szCs w:val="28"/>
+                <w:lang w:val="vi-VN"/>
+              </w:rPr>
+            </w:pPr>
+          </w:p>
+          <w:p>
+            <w:pPr>
+              <w:jc w:val="center"/>
+              <w:rPr>
+                <w:rFonts w:ascii="Times New Roman" w:hAnsi="Times New Roman" w:cs="Times New Roman"/>
+                <w:color w:val="000000" w:themeColor="text1"/>
+                <w:sz w:val="28"/>
+                <w:szCs w:val="28"/>
+                <w:lang w:val="vi-VN"/>
+              </w:rPr>
+            </w:pPr>
+          </w:p>
+          <w:p>
+            <w:pPr>
+              <w:jc w:val="center"/>
+              <w:rPr>
+                <w:rFonts w:ascii="Times New Roman" w:hAnsi="Times New Roman" w:cs="Times New Roman"/>
+                <w:color w:val="000000" w:themeColor="text1"/>
+                <w:sz w:val="28"/>
+                <w:szCs w:val="28"/>
+                <w:lang w:val="vi-VN"/>
+              </w:rPr>
+            </w:pPr>
+          </w:p>
+          <w:p>
+            <w:pPr>
+              <w:jc w:val="center"/>
+              <w:rPr>
+                <w:rFonts w:ascii="Times New Roman" w:hAnsi="Times New Roman" w:cs="Times New Roman"/>
+                <w:color w:val="000000" w:themeColor="text1"/>
+                <w:sz w:val="28"/>
+                <w:szCs w:val="28"/>
+                <w:lang w:val="vi-VN"/>
+              </w:rPr>
+            </w:pPr>
+          </w:p>
+          <w:p>
+            <w:pPr>
+              <w:jc w:val="center"/>
+              <w:rPr>
+                <w:rFonts w:ascii="Times New Roman" w:hAnsi="Times New Roman" w:cs="Times New Roman"/>
+                <w:color w:val="000000" w:themeColor="text1"/>
+                <w:sz w:val="28"/>
+                <w:szCs w:val="28"/>
+                <w:lang w:val="vi-VN"/>
+              </w:rPr>
+            </w:pPr>
+          </w:p>
+          <w:p>
+            <w:pPr>
+              <w:jc w:val="center"/>
+              <w:rPr>
+                <w:rFonts w:ascii="Times New Roman" w:hAnsi="Times New Roman" w:cs="Times New Roman"/>
+                <w:color w:val="000000" w:themeColor="text1"/>
+                <w:sz w:val="28"/>
+                <w:szCs w:val="28"/>
+                <w:lang w:val="vi-VN"/>
+              </w:rPr>
+            </w:pPr>
+          </w:p>
+          <w:p>
+            <w:pPr>
+              <w:jc w:val="center"/>
+              <w:rPr>
+                <w:rFonts w:ascii="Times New Roman" w:hAnsi="Times New Roman" w:cs="Times New Roman"/>
+                <w:color w:val="000000" w:themeColor="text1"/>
+                <w:sz w:val="28"/>
+                <w:szCs w:val="28"/>
+                <w:lang w:val="vi-VN"/>
+              </w:rPr>
+            </w:pPr>
+          </w:p>
+          <w:p>
+            <w:pPr>
+              <w:jc w:val="center"/>
+              <w:rPr>
+                <w:rFonts w:ascii="Times New Roman" w:hAnsi="Times New Roman" w:cs="Times New Roman"/>
+                <w:color w:val="000000" w:themeColor="text1"/>
+                <w:sz w:val="28"/>
+                <w:szCs w:val="28"/>
+                <w:lang w:val="vi-VN"/>
+              </w:rPr>
+            </w:pPr>
+          </w:p>
+          <w:p>
+            <w:pPr>
+              <w:jc w:val="center"/>
+              <w:rPr>
+                <w:rFonts w:ascii="Times New Roman" w:hAnsi="Times New Roman" w:cs="Times New Roman"/>
+                <w:color w:val="000000" w:themeColor="text1"/>
+                <w:sz w:val="28"/>
+                <w:szCs w:val="28"/>
+                <w:lang w:val="vi-VN"/>
+              </w:rPr>
+            </w:pPr>
+          </w:p>
+          <w:p>
+            <w:pPr>
+              <w:jc w:val="center"/>
               <w:rPr>
                 <w:rFonts w:ascii="Times New Roman" w:hAnsi="Times New Roman" w:cs="Times New Roman"/>
                 <w:sz w:val="28"/>
@@ -963,11 +985,12 @@
                 <w:sz w:val="28"/>
                 <w:szCs w:val="28"/>
               </w:rPr>
-              <w:t xml:space="preserve">  Hoàn thành toàn bộ Chương 1: Tổng quan về an ninh mạng và Các kiến thức cơ sở. </w:t>
-            </w:r>
-          </w:p>
-          <w:p>
-            <w:pPr>
+              <w:t xml:space="preserve">  Hoàn thành toàn bộ Chương 1: Tổng quan về an ninh mạng và Các kiến thức cơ sở.</w:t>
+            </w:r>
+          </w:p>
+          <w:p>
+            <w:pPr>
+              <w:jc w:val="center"/>
               <w:rPr>
                 <w:rFonts w:ascii="Times New Roman" w:hAnsi="Times New Roman" w:cs="Times New Roman"/>
                 <w:sz w:val="28"/>
@@ -989,11 +1012,12 @@
                 <w:sz w:val="28"/>
                 <w:szCs w:val="28"/>
               </w:rPr>
-              <w:t xml:space="preserve">  Xây dựng được nền tảng lý thuyết vững chắc về an ninh mạng, các loại tấn công (đặc biệt là MitM và Signature Forgery liên quan đến RSA). </w:t>
-            </w:r>
-          </w:p>
-          <w:p>
-            <w:pPr>
+              <w:t xml:space="preserve">  Xây dựng được nền tảng lý thuyết vững chắc về an ninh mạng, các loại tấn công (đặc biệt là MitM và Signature Forgery liên quan đến RSA).</w:t>
+            </w:r>
+          </w:p>
+          <w:p>
+            <w:pPr>
+              <w:jc w:val="center"/>
               <w:rPr>
                 <w:rFonts w:ascii="Times New Roman" w:hAnsi="Times New Roman" w:cs="Times New Roman"/>
                 <w:sz w:val="28"/>
@@ -1015,11 +1039,12 @@
                 <w:sz w:val="28"/>
                 <w:szCs w:val="28"/>
               </w:rPr>
-              <w:t xml:space="preserve">  Hoàn thiện Lời nói đầu, Mục lục và cấu trúc tổng thể của báo cáo. </w:t>
-            </w:r>
-          </w:p>
-          <w:p>
-            <w:pPr>
+              <w:t xml:space="preserve">  Hoàn thiện Lời nói đầu, Mục lục và cấu trúc tổng thể của báo cáo.</w:t>
+            </w:r>
+          </w:p>
+          <w:p>
+            <w:pPr>
+              <w:jc w:val="center"/>
               <w:rPr>
                 <w:rFonts w:ascii="Times New Roman" w:hAnsi="Times New Roman" w:cs="Times New Roman"/>
                 <w:color w:val="FF0000"/>
@@ -1050,9 +1075,11 @@
         <w:tc>
           <w:tcPr>
             <w:tcW w:w="3118" w:type="dxa"/>
-          </w:tcPr>
-          <w:p>
-            <w:pPr>
+            <w:vAlign w:val="center"/>
+          </w:tcPr>
+          <w:p>
+            <w:pPr>
+              <w:jc w:val="center"/>
               <w:rPr>
                 <w:rFonts w:ascii="Times New Roman" w:hAnsi="Times New Roman" w:cs="Times New Roman"/>
                 <w:color w:val="FF0000"/>
@@ -1074,6 +1101,7 @@
             <w:tcBorders>
               <w:right w:val="single" w:sz="4" w:space="0" w:color="auto"/>
             </w:tcBorders>
+            <w:vAlign w:val="center"/>
           </w:tcPr>
           <w:p>
             <w:pPr>
@@ -1097,6 +1125,7 @@
               <w:bottom w:val="single" w:sz="4" w:space="0" w:color="auto"/>
               <w:right w:val="single" w:sz="4" w:space="0" w:color="auto"/>
             </w:tcBorders>
+            <w:vAlign w:val="center"/>
           </w:tcPr>
           <w:p>
             <w:pPr>
@@ -1128,27 +1157,30 @@
               <w:bottom w:val="single" w:sz="4" w:space="0" w:color="auto"/>
               <w:right w:val="single" w:sz="4" w:space="0" w:color="auto"/>
             </w:tcBorders>
+            <w:vAlign w:val="center"/>
           </w:tcPr>
           <w:p>
             <w:pPr>
               <w:pStyle w:val="NormalWeb"/>
-              <w:rPr>
-                <w:sz w:val="28"/>
-                <w:szCs w:val="28"/>
-                <w:lang w:val="vi-VN"/>
-              </w:rPr>
-            </w:pPr>
-            <w:r>
-              <w:rPr>
-                <w:sz w:val="28"/>
-                <w:szCs w:val="28"/>
-              </w:rPr>
-              <w:t xml:space="preserve">- Viết Lời Nói Đầu </w:t>
+              <w:jc w:val="center"/>
+              <w:rPr>
+                <w:sz w:val="28"/>
+                <w:szCs w:val="28"/>
+                <w:lang w:val="vi-VN"/>
+              </w:rPr>
+            </w:pPr>
+            <w:r>
+              <w:rPr>
+                <w:sz w:val="28"/>
+                <w:szCs w:val="28"/>
+              </w:rPr>
+              <w:t>- Viết Lời Nói Đầu</w:t>
             </w:r>
           </w:p>
           <w:p>
             <w:pPr>
               <w:pStyle w:val="NormalWeb"/>
+              <w:jc w:val="center"/>
               <w:rPr>
                 <w:sz w:val="28"/>
                 <w:szCs w:val="28"/>
@@ -1165,6 +1197,7 @@
           <w:p>
             <w:pPr>
               <w:pStyle w:val="NormalWeb"/>
+              <w:jc w:val="center"/>
               <w:rPr>
                 <w:sz w:val="28"/>
                 <w:szCs w:val="28"/>
@@ -1182,6 +1215,7 @@
           </w:p>
           <w:p>
             <w:pPr>
+              <w:jc w:val="center"/>
               <w:rPr>
                 <w:rFonts w:ascii="Times New Roman" w:hAnsi="Times New Roman" w:cs="Times New Roman"/>
                 <w:color w:val="FF0000"/>
@@ -1198,9 +1232,11 @@
             <w:tcBorders>
               <w:left w:val="single" w:sz="4" w:space="0" w:color="auto"/>
             </w:tcBorders>
-          </w:tcPr>
-          <w:p>
-            <w:pPr>
+            <w:vAlign w:val="center"/>
+          </w:tcPr>
+          <w:p>
+            <w:pPr>
+              <w:jc w:val="center"/>
               <w:rPr>
                 <w:rFonts w:ascii="Times New Roman" w:hAnsi="Times New Roman" w:cs="Times New Roman"/>
                 <w:color w:val="FF0000"/>
@@ -1213,9 +1249,11 @@
         <w:tc>
           <w:tcPr>
             <w:tcW w:w="3118" w:type="dxa"/>
-          </w:tcPr>
-          <w:p>
-            <w:pPr>
+            <w:vAlign w:val="center"/>
+          </w:tcPr>
+          <w:p>
+            <w:pPr>
+              <w:jc w:val="center"/>
               <w:rPr>
                 <w:rFonts w:ascii="Times New Roman" w:hAnsi="Times New Roman" w:cs="Times New Roman"/>
                 <w:color w:val="FF0000"/>
@@ -1237,6 +1275,7 @@
             <w:tcBorders>
               <w:right w:val="single" w:sz="4" w:space="0" w:color="auto"/>
             </w:tcBorders>
+            <w:vAlign w:val="center"/>
           </w:tcPr>
           <w:p>
             <w:pPr>
@@ -1260,6 +1299,7 @@
               <w:bottom w:val="single" w:sz="4" w:space="0" w:color="auto"/>
               <w:right w:val="single" w:sz="4" w:space="0" w:color="auto"/>
             </w:tcBorders>
+            <w:vAlign w:val="center"/>
           </w:tcPr>
           <w:p>
             <w:pPr>
@@ -1291,10 +1331,12 @@
               <w:bottom w:val="single" w:sz="4" w:space="0" w:color="auto"/>
               <w:right w:val="single" w:sz="4" w:space="0" w:color="auto"/>
             </w:tcBorders>
+            <w:vAlign w:val="center"/>
           </w:tcPr>
           <w:p>
             <w:pPr>
               <w:pStyle w:val="NormalWeb"/>
+              <w:jc w:val="center"/>
               <w:rPr>
                 <w:sz w:val="28"/>
                 <w:szCs w:val="28"/>
@@ -1312,6 +1354,7 @@
           <w:p>
             <w:pPr>
               <w:pStyle w:val="NormalWeb"/>
+              <w:jc w:val="center"/>
               <w:rPr>
                 <w:sz w:val="28"/>
                 <w:szCs w:val="28"/>
@@ -1359,6 +1402,7 @@
           <w:p>
             <w:pPr>
               <w:pStyle w:val="NormalWeb"/>
+              <w:jc w:val="center"/>
               <w:rPr>
                 <w:sz w:val="28"/>
                 <w:szCs w:val="28"/>
@@ -1399,15 +1443,17 @@
           <w:p>
             <w:pPr>
               <w:pStyle w:val="NormalWeb"/>
-              <w:rPr>
-                <w:sz w:val="28"/>
-                <w:szCs w:val="28"/>
-                <w:lang w:val="vi-VN"/>
-              </w:rPr>
-            </w:pPr>
-          </w:p>
-          <w:p>
-            <w:pPr>
+              <w:jc w:val="center"/>
+              <w:rPr>
+                <w:sz w:val="28"/>
+                <w:szCs w:val="28"/>
+                <w:lang w:val="vi-VN"/>
+              </w:rPr>
+            </w:pPr>
+          </w:p>
+          <w:p>
+            <w:pPr>
+              <w:jc w:val="center"/>
               <w:rPr>
                 <w:rFonts w:ascii="Times New Roman" w:hAnsi="Times New Roman" w:cs="Times New Roman"/>
                 <w:color w:val="FF0000"/>
@@ -1424,9 +1470,11 @@
             <w:tcBorders>
               <w:left w:val="single" w:sz="4" w:space="0" w:color="auto"/>
             </w:tcBorders>
-          </w:tcPr>
-          <w:p>
-            <w:pPr>
+            <w:vAlign w:val="center"/>
+          </w:tcPr>
+          <w:p>
+            <w:pPr>
+              <w:jc w:val="center"/>
               <w:rPr>
                 <w:rFonts w:ascii="Times New Roman" w:hAnsi="Times New Roman" w:cs="Times New Roman"/>
                 <w:color w:val="FF0000"/>
@@ -1439,9 +1487,11 @@
         <w:tc>
           <w:tcPr>
             <w:tcW w:w="3118" w:type="dxa"/>
-          </w:tcPr>
-          <w:p>
-            <w:pPr>
+            <w:vAlign w:val="center"/>
+          </w:tcPr>
+          <w:p>
+            <w:pPr>
+              <w:jc w:val="center"/>
               <w:rPr>
                 <w:rFonts w:ascii="Times New Roman" w:hAnsi="Times New Roman" w:cs="Times New Roman"/>
                 <w:color w:val="FF0000"/>
@@ -1463,6 +1513,7 @@
             <w:tcBorders>
               <w:right w:val="single" w:sz="4" w:space="0" w:color="auto"/>
             </w:tcBorders>
+            <w:vAlign w:val="center"/>
           </w:tcPr>
           <w:p>
             <w:pPr>
@@ -1486,6 +1537,7 @@
               <w:bottom w:val="single" w:sz="4" w:space="0" w:color="auto"/>
               <w:right w:val="single" w:sz="4" w:space="0" w:color="auto"/>
             </w:tcBorders>
+            <w:vAlign w:val="center"/>
           </w:tcPr>
           <w:p>
             <w:pPr>
@@ -1517,10 +1569,12 @@
               <w:bottom w:val="single" w:sz="4" w:space="0" w:color="auto"/>
               <w:right w:val="single" w:sz="4" w:space="0" w:color="auto"/>
             </w:tcBorders>
+            <w:vAlign w:val="center"/>
           </w:tcPr>
           <w:p>
             <w:pPr>
               <w:pStyle w:val="NormalWeb"/>
+              <w:jc w:val="center"/>
               <w:rPr>
                 <w:sz w:val="28"/>
                 <w:szCs w:val="28"/>
@@ -1543,9 +1597,11 @@
             <w:tcBorders>
               <w:left w:val="single" w:sz="4" w:space="0" w:color="auto"/>
             </w:tcBorders>
-          </w:tcPr>
-          <w:p>
-            <w:pPr>
+            <w:vAlign w:val="center"/>
+          </w:tcPr>
+          <w:p>
+            <w:pPr>
+              <w:jc w:val="center"/>
               <w:rPr>
                 <w:rFonts w:ascii="Times New Roman" w:hAnsi="Times New Roman" w:cs="Times New Roman"/>
                 <w:color w:val="FF0000"/>
@@ -1558,9 +1614,11 @@
         <w:tc>
           <w:tcPr>
             <w:tcW w:w="3118" w:type="dxa"/>
-          </w:tcPr>
-          <w:p>
-            <w:pPr>
+            <w:vAlign w:val="center"/>
+          </w:tcPr>
+          <w:p>
+            <w:pPr>
+              <w:jc w:val="center"/>
               <w:rPr>
                 <w:rFonts w:ascii="Times New Roman" w:hAnsi="Times New Roman" w:cs="Times New Roman"/>
                 <w:color w:val="FF0000"/>
@@ -1582,6 +1640,7 @@
             <w:tcBorders>
               <w:right w:val="single" w:sz="4" w:space="0" w:color="auto"/>
             </w:tcBorders>
+            <w:vAlign w:val="center"/>
           </w:tcPr>
           <w:p>
             <w:pPr>
@@ -1605,6 +1664,7 @@
               <w:bottom w:val="single" w:sz="4" w:space="0" w:color="auto"/>
               <w:right w:val="single" w:sz="4" w:space="0" w:color="auto"/>
             </w:tcBorders>
+            <w:vAlign w:val="center"/>
           </w:tcPr>
           <w:p>
             <w:pPr>
@@ -1636,22 +1696,24 @@
               <w:bottom w:val="single" w:sz="4" w:space="0" w:color="auto"/>
               <w:right w:val="single" w:sz="4" w:space="0" w:color="auto"/>
             </w:tcBorders>
+            <w:vAlign w:val="center"/>
           </w:tcPr>
           <w:p>
             <w:pPr>
               <w:pStyle w:val="NormalWeb"/>
-              <w:rPr>
-                <w:sz w:val="28"/>
-                <w:szCs w:val="28"/>
-                <w:lang w:val="vi-VN"/>
-              </w:rPr>
-            </w:pPr>
-            <w:r>
-              <w:rPr>
-                <w:sz w:val="28"/>
-                <w:szCs w:val="28"/>
-              </w:rPr>
-              <w:t xml:space="preserve">- Viết toàn bộ 1.2. Các kiến thức cơ sở (1.2.1 → 1.2.5) </w:t>
+              <w:jc w:val="center"/>
+              <w:rPr>
+                <w:sz w:val="28"/>
+                <w:szCs w:val="28"/>
+                <w:lang w:val="vi-VN"/>
+              </w:rPr>
+            </w:pPr>
+            <w:r>
+              <w:rPr>
+                <w:sz w:val="28"/>
+                <w:szCs w:val="28"/>
+              </w:rPr>
+              <w:t>- Viết toàn bộ 1.2. Các kiến thức cơ sở (1.2.1 → 1.2.5)</w:t>
             </w:r>
           </w:p>
         </w:tc>
@@ -1662,9 +1724,11 @@
             <w:tcBorders>
               <w:left w:val="single" w:sz="4" w:space="0" w:color="auto"/>
             </w:tcBorders>
-          </w:tcPr>
-          <w:p>
-            <w:pPr>
+            <w:vAlign w:val="center"/>
+          </w:tcPr>
+          <w:p>
+            <w:pPr>
+              <w:jc w:val="center"/>
               <w:rPr>
                 <w:rFonts w:ascii="Times New Roman" w:hAnsi="Times New Roman" w:cs="Times New Roman"/>
                 <w:color w:val="FF0000"/>
@@ -1677,9 +1741,11 @@
         <w:tc>
           <w:tcPr>
             <w:tcW w:w="3118" w:type="dxa"/>
-          </w:tcPr>
-          <w:p>
-            <w:pPr>
+            <w:vAlign w:val="center"/>
+          </w:tcPr>
+          <w:p>
+            <w:pPr>
+              <w:jc w:val="center"/>
               <w:rPr>
                 <w:rFonts w:ascii="Times New Roman" w:hAnsi="Times New Roman" w:cs="Times New Roman"/>
                 <w:color w:val="FF0000"/>
@@ -1698,6 +1764,7 @@
           <w:tcPr>
             <w:tcW w:w="846" w:type="dxa"/>
             <w:vMerge w:val="restart"/>
+            <w:vAlign w:val="center"/>
           </w:tcPr>
           <w:p>
             <w:pPr>
@@ -1726,9 +1793,11 @@
             <w:tcBorders>
               <w:top w:val="single" w:sz="4" w:space="0" w:color="auto"/>
             </w:tcBorders>
-          </w:tcPr>
-          <w:p>
-            <w:pPr>
+            <w:vAlign w:val="center"/>
+          </w:tcPr>
+          <w:p>
+            <w:pPr>
+              <w:jc w:val="center"/>
               <w:rPr>
                 <w:rFonts w:ascii="Times New Roman" w:hAnsi="Times New Roman" w:cs="Times New Roman"/>
                 <w:color w:val="FF0000"/>
@@ -1753,6 +1822,7 @@
             <w:tcBorders>
               <w:top w:val="single" w:sz="4" w:space="0" w:color="auto"/>
             </w:tcBorders>
+            <w:vAlign w:val="center"/>
           </w:tcPr>
           <w:p>
             <w:pPr>
@@ -1762,6 +1832,7 @@
                 <w:numId w:val="2"/>
               </w:numPr>
               <w:ind w:left="309" w:hanging="283"/>
+              <w:jc w:val="center"/>
               <w:rPr>
                 <w:rFonts w:ascii="Times New Roman" w:hAnsi="Times New Roman" w:cs="Times New Roman"/>
                 <w:color w:val="000000" w:themeColor="text1"/>
@@ -1799,23 +1870,24 @@
                 <w:numId w:val="2"/>
               </w:numPr>
               <w:ind w:left="309" w:hanging="283"/>
-              <w:rPr>
-                <w:rFonts w:ascii="Times New Roman" w:hAnsi="Times New Roman" w:cs="Times New Roman"/>
-                <w:color w:val="000000" w:themeColor="text1"/>
-                <w:sz w:val="28"/>
-                <w:szCs w:val="28"/>
-                <w:lang w:val="vi-VN"/>
-              </w:rPr>
-            </w:pPr>
-            <w:r>
-              <w:rPr>
-                <w:rFonts w:ascii="Times New Roman" w:hAnsi="Times New Roman" w:cs="Times New Roman"/>
-                <w:color w:val="000000" w:themeColor="text1"/>
-                <w:sz w:val="28"/>
-                <w:szCs w:val="28"/>
-                <w:lang w:val="vi-VN"/>
-              </w:rPr>
-              <w:t xml:space="preserve">Viết 2.1.1. -&gt; 2.1.5. </w:t>
+              <w:jc w:val="center"/>
+              <w:rPr>
+                <w:rFonts w:ascii="Times New Roman" w:hAnsi="Times New Roman" w:cs="Times New Roman"/>
+                <w:color w:val="000000" w:themeColor="text1"/>
+                <w:sz w:val="28"/>
+                <w:szCs w:val="28"/>
+                <w:lang w:val="vi-VN"/>
+              </w:rPr>
+            </w:pPr>
+            <w:r>
+              <w:rPr>
+                <w:rFonts w:ascii="Times New Roman" w:hAnsi="Times New Roman" w:cs="Times New Roman"/>
+                <w:color w:val="000000" w:themeColor="text1"/>
+                <w:sz w:val="28"/>
+                <w:szCs w:val="28"/>
+                <w:lang w:val="vi-VN"/>
+              </w:rPr>
+              <w:t>Viết 2.1.1. -&gt; 2.1.5.</w:t>
             </w:r>
           </w:p>
         </w:tc>
@@ -1823,6 +1895,7 @@
           <w:tcPr>
             <w:tcW w:w="3119" w:type="dxa"/>
             <w:vMerge w:val="restart"/>
+            <w:vAlign w:val="center"/>
           </w:tcPr>
           <w:p>
             <w:pPr>
@@ -1835,21 +1908,22 @@
                 <w:tab w:val="left" w:pos="326"/>
               </w:tabs>
               <w:ind w:left="43" w:firstLine="0"/>
-              <w:rPr>
-                <w:rFonts w:ascii="Times New Roman" w:hAnsi="Times New Roman" w:cs="Times New Roman"/>
-                <w:color w:val="000000" w:themeColor="text1"/>
-                <w:sz w:val="28"/>
-                <w:szCs w:val="28"/>
-              </w:rPr>
-            </w:pPr>
-            <w:r>
-              <w:rPr>
-                <w:rFonts w:ascii="Times New Roman" w:hAnsi="Times New Roman" w:cs="Times New Roman"/>
-                <w:color w:val="000000" w:themeColor="text1"/>
-                <w:sz w:val="28"/>
-                <w:szCs w:val="28"/>
-              </w:rPr>
-              <w:t xml:space="preserve">Hoàn thành nghiên cứu sâu về chữ ký số và hệ mật RSA với đầy đủ các nội dung quan trọng: lịch sử, nguyên lý, thuật toán, ưu nhược điểm và ứng dụng thực tế. </w:t>
+              <w:jc w:val="center"/>
+              <w:rPr>
+                <w:rFonts w:ascii="Times New Roman" w:hAnsi="Times New Roman" w:cs="Times New Roman"/>
+                <w:color w:val="000000" w:themeColor="text1"/>
+                <w:sz w:val="28"/>
+                <w:szCs w:val="28"/>
+              </w:rPr>
+            </w:pPr>
+            <w:r>
+              <w:rPr>
+                <w:rFonts w:ascii="Times New Roman" w:hAnsi="Times New Roman" w:cs="Times New Roman"/>
+                <w:color w:val="000000" w:themeColor="text1"/>
+                <w:sz w:val="28"/>
+                <w:szCs w:val="28"/>
+              </w:rPr>
+              <w:t>Hoàn thành nghiên cứu sâu về chữ ký số và hệ mật RSA với đầy đủ các nội dung quan trọng: lịch sử, nguyên lý, thuật toán, ưu nhược điểm và ứng dụng thực tế.</w:t>
             </w:r>
           </w:p>
           <w:p>
@@ -1863,21 +1937,22 @@
                 <w:tab w:val="left" w:pos="326"/>
               </w:tabs>
               <w:ind w:left="43" w:right="-118" w:firstLine="0"/>
-              <w:rPr>
-                <w:rFonts w:ascii="Times New Roman" w:hAnsi="Times New Roman" w:cs="Times New Roman"/>
-                <w:color w:val="000000" w:themeColor="text1"/>
-                <w:sz w:val="28"/>
-                <w:szCs w:val="28"/>
-              </w:rPr>
-            </w:pPr>
-            <w:r>
-              <w:rPr>
-                <w:rFonts w:ascii="Times New Roman" w:hAnsi="Times New Roman" w:cs="Times New Roman"/>
-                <w:color w:val="000000" w:themeColor="text1"/>
-                <w:sz w:val="28"/>
-                <w:szCs w:val="28"/>
-              </w:rPr>
-              <w:t xml:space="preserve">Đã bổ sung được nhiều hình ảnh, sơ đồ và ví dụ minh họa giúp báo cáo sinh động và dễ hiểu hơn. </w:t>
+              <w:jc w:val="center"/>
+              <w:rPr>
+                <w:rFonts w:ascii="Times New Roman" w:hAnsi="Times New Roman" w:cs="Times New Roman"/>
+                <w:color w:val="000000" w:themeColor="text1"/>
+                <w:sz w:val="28"/>
+                <w:szCs w:val="28"/>
+              </w:rPr>
+            </w:pPr>
+            <w:r>
+              <w:rPr>
+                <w:rFonts w:ascii="Times New Roman" w:hAnsi="Times New Roman" w:cs="Times New Roman"/>
+                <w:color w:val="000000" w:themeColor="text1"/>
+                <w:sz w:val="28"/>
+                <w:szCs w:val="28"/>
+              </w:rPr>
+              <w:t>Đã bổ sung được nhiều hình ảnh, sơ đồ và ví dụ minh họa giúp báo cáo sinh động và dễ hiểu hơn.</w:t>
             </w:r>
           </w:p>
           <w:p>
@@ -1891,6 +1966,7 @@
                 <w:tab w:val="left" w:pos="326"/>
               </w:tabs>
               <w:ind w:left="43" w:right="-118" w:firstLine="0"/>
+              <w:jc w:val="center"/>
               <w:rPr>
                 <w:rFonts w:ascii="Times New Roman" w:hAnsi="Times New Roman" w:cs="Times New Roman"/>
                 <w:color w:val="FF0000"/>
@@ -1913,9 +1989,11 @@
         <w:tc>
           <w:tcPr>
             <w:tcW w:w="3118" w:type="dxa"/>
-          </w:tcPr>
-          <w:p>
-            <w:pPr>
+            <w:vAlign w:val="center"/>
+          </w:tcPr>
+          <w:p>
+            <w:pPr>
+              <w:jc w:val="center"/>
               <w:rPr>
                 <w:rFonts w:ascii="Times New Roman" w:hAnsi="Times New Roman" w:cs="Times New Roman"/>
                 <w:color w:val="FF0000"/>
@@ -1934,6 +2012,7 @@
           <w:tcPr>
             <w:tcW w:w="846" w:type="dxa"/>
             <w:vMerge/>
+            <w:vAlign w:val="center"/>
           </w:tcPr>
           <w:p>
             <w:pPr>
@@ -1953,9 +2032,11 @@
             <w:tcBorders>
               <w:top w:val="single" w:sz="4" w:space="0" w:color="auto"/>
             </w:tcBorders>
-          </w:tcPr>
-          <w:p>
-            <w:pPr>
+            <w:vAlign w:val="center"/>
+          </w:tcPr>
+          <w:p>
+            <w:pPr>
+              <w:jc w:val="center"/>
               <w:rPr>
                 <w:rFonts w:ascii="Times New Roman" w:hAnsi="Times New Roman" w:cs="Times New Roman"/>
                 <w:color w:val="FF0000"/>
@@ -1980,6 +2061,7 @@
             <w:tcBorders>
               <w:top w:val="single" w:sz="4" w:space="0" w:color="auto"/>
             </w:tcBorders>
+            <w:vAlign w:val="center"/>
           </w:tcPr>
           <w:p>
             <w:pPr>
@@ -1989,6 +2071,7 @@
                 <w:numId w:val="2"/>
               </w:numPr>
               <w:ind w:left="309" w:hanging="283"/>
+              <w:jc w:val="center"/>
               <w:rPr>
                 <w:rFonts w:ascii="Times New Roman" w:hAnsi="Times New Roman" w:cs="Times New Roman"/>
                 <w:color w:val="000000" w:themeColor="text1"/>
@@ -2016,6 +2099,7 @@
                 <w:numId w:val="2"/>
               </w:numPr>
               <w:ind w:left="309" w:hanging="283"/>
+              <w:jc w:val="center"/>
               <w:rPr>
                 <w:rFonts w:ascii="Times New Roman" w:hAnsi="Times New Roman" w:cs="Times New Roman"/>
                 <w:color w:val="000000" w:themeColor="text1"/>
@@ -2040,9 +2124,11 @@
           <w:tcPr>
             <w:tcW w:w="3119" w:type="dxa"/>
             <w:vMerge/>
-          </w:tcPr>
-          <w:p>
-            <w:pPr>
+            <w:vAlign w:val="center"/>
+          </w:tcPr>
+          <w:p>
+            <w:pPr>
+              <w:jc w:val="center"/>
               <w:rPr>
                 <w:rFonts w:ascii="Times New Roman" w:hAnsi="Times New Roman" w:cs="Times New Roman"/>
                 <w:color w:val="FF0000"/>
@@ -2055,9 +2141,11 @@
         <w:tc>
           <w:tcPr>
             <w:tcW w:w="3118" w:type="dxa"/>
-          </w:tcPr>
-          <w:p>
-            <w:pPr>
+            <w:vAlign w:val="center"/>
+          </w:tcPr>
+          <w:p>
+            <w:pPr>
+              <w:jc w:val="center"/>
               <w:rPr>
                 <w:rFonts w:ascii="Times New Roman" w:hAnsi="Times New Roman" w:cs="Times New Roman"/>
                 <w:color w:val="FF0000"/>
@@ -2076,6 +2164,7 @@
           <w:tcPr>
             <w:tcW w:w="846" w:type="dxa"/>
             <w:vMerge/>
+            <w:vAlign w:val="center"/>
           </w:tcPr>
           <w:p>
             <w:pPr>
@@ -2095,9 +2184,11 @@
             <w:tcBorders>
               <w:top w:val="single" w:sz="4" w:space="0" w:color="auto"/>
             </w:tcBorders>
-          </w:tcPr>
-          <w:p>
-            <w:pPr>
+            <w:vAlign w:val="center"/>
+          </w:tcPr>
+          <w:p>
+            <w:pPr>
+              <w:jc w:val="center"/>
               <w:rPr>
                 <w:rFonts w:ascii="Times New Roman" w:hAnsi="Times New Roman" w:cs="Times New Roman"/>
                 <w:color w:val="FF0000"/>
@@ -2122,6 +2213,7 @@
             <w:tcBorders>
               <w:top w:val="single" w:sz="4" w:space="0" w:color="auto"/>
             </w:tcBorders>
+            <w:vAlign w:val="center"/>
           </w:tcPr>
           <w:p>
             <w:pPr>
@@ -2131,23 +2223,24 @@
                 <w:numId w:val="2"/>
               </w:numPr>
               <w:ind w:left="309" w:hanging="283"/>
-              <w:rPr>
-                <w:rFonts w:ascii="Times New Roman" w:hAnsi="Times New Roman" w:cs="Times New Roman"/>
-                <w:color w:val="000000" w:themeColor="text1"/>
-                <w:sz w:val="28"/>
-                <w:szCs w:val="28"/>
-                <w:lang w:val="vi-VN"/>
-              </w:rPr>
-            </w:pPr>
-            <w:r>
-              <w:rPr>
-                <w:rFonts w:ascii="Times New Roman" w:hAnsi="Times New Roman" w:cs="Times New Roman"/>
-                <w:color w:val="000000" w:themeColor="text1"/>
-                <w:sz w:val="28"/>
-                <w:szCs w:val="28"/>
-                <w:lang w:val="vi-VN"/>
-              </w:rPr>
-              <w:t xml:space="preserve">Tổng quan về chữ ký số </w:t>
+              <w:jc w:val="center"/>
+              <w:rPr>
+                <w:rFonts w:ascii="Times New Roman" w:hAnsi="Times New Roman" w:cs="Times New Roman"/>
+                <w:color w:val="000000" w:themeColor="text1"/>
+                <w:sz w:val="28"/>
+                <w:szCs w:val="28"/>
+                <w:lang w:val="vi-VN"/>
+              </w:rPr>
+            </w:pPr>
+            <w:r>
+              <w:rPr>
+                <w:rFonts w:ascii="Times New Roman" w:hAnsi="Times New Roman" w:cs="Times New Roman"/>
+                <w:color w:val="000000" w:themeColor="text1"/>
+                <w:sz w:val="28"/>
+                <w:szCs w:val="28"/>
+                <w:lang w:val="vi-VN"/>
+              </w:rPr>
+              <w:t>Tổng quan về chữ ký số</w:t>
             </w:r>
           </w:p>
           <w:p>
@@ -2158,6 +2251,7 @@
                 <w:numId w:val="2"/>
               </w:numPr>
               <w:ind w:left="309" w:hanging="283"/>
+              <w:jc w:val="center"/>
               <w:rPr>
                 <w:rFonts w:ascii="Times New Roman" w:hAnsi="Times New Roman" w:cs="Times New Roman"/>
                 <w:color w:val="000000" w:themeColor="text1"/>
@@ -2182,9 +2276,11 @@
           <w:tcPr>
             <w:tcW w:w="3119" w:type="dxa"/>
             <w:vMerge/>
-          </w:tcPr>
-          <w:p>
-            <w:pPr>
+            <w:vAlign w:val="center"/>
+          </w:tcPr>
+          <w:p>
+            <w:pPr>
+              <w:jc w:val="center"/>
               <w:rPr>
                 <w:rFonts w:ascii="Times New Roman" w:hAnsi="Times New Roman" w:cs="Times New Roman"/>
                 <w:color w:val="FF0000"/>
@@ -2197,9 +2293,11 @@
         <w:tc>
           <w:tcPr>
             <w:tcW w:w="3118" w:type="dxa"/>
-          </w:tcPr>
-          <w:p>
-            <w:pPr>
+            <w:vAlign w:val="center"/>
+          </w:tcPr>
+          <w:p>
+            <w:pPr>
+              <w:jc w:val="center"/>
               <w:rPr>
                 <w:rFonts w:ascii="Times New Roman" w:hAnsi="Times New Roman" w:cs="Times New Roman"/>
                 <w:color w:val="FF0000"/>
@@ -2218,6 +2316,7 @@
           <w:tcPr>
             <w:tcW w:w="846" w:type="dxa"/>
             <w:vMerge/>
+            <w:vAlign w:val="center"/>
           </w:tcPr>
           <w:p>
             <w:pPr>
@@ -2237,9 +2336,11 @@
             <w:tcBorders>
               <w:top w:val="single" w:sz="4" w:space="0" w:color="auto"/>
             </w:tcBorders>
-          </w:tcPr>
-          <w:p>
-            <w:pPr>
+            <w:vAlign w:val="center"/>
+          </w:tcPr>
+          <w:p>
+            <w:pPr>
+              <w:jc w:val="center"/>
               <w:rPr>
                 <w:rFonts w:ascii="Times New Roman" w:hAnsi="Times New Roman" w:cs="Times New Roman"/>
                 <w:color w:val="FF0000"/>
@@ -2264,6 +2365,7 @@
             <w:tcBorders>
               <w:top w:val="single" w:sz="4" w:space="0" w:color="auto"/>
             </w:tcBorders>
+            <w:vAlign w:val="center"/>
           </w:tcPr>
           <w:p>
             <w:pPr>
@@ -2273,23 +2375,24 @@
                 <w:numId w:val="2"/>
               </w:numPr>
               <w:ind w:left="309" w:hanging="283"/>
-              <w:rPr>
-                <w:rFonts w:ascii="Times New Roman" w:hAnsi="Times New Roman" w:cs="Times New Roman"/>
-                <w:color w:val="000000" w:themeColor="text1"/>
-                <w:sz w:val="28"/>
-                <w:szCs w:val="28"/>
-                <w:lang w:val="vi-VN"/>
-              </w:rPr>
-            </w:pPr>
-            <w:r>
-              <w:rPr>
-                <w:rFonts w:ascii="Times New Roman" w:hAnsi="Times New Roman" w:cs="Times New Roman"/>
-                <w:color w:val="000000" w:themeColor="text1"/>
-                <w:sz w:val="28"/>
-                <w:szCs w:val="28"/>
-                <w:lang w:val="vi-VN"/>
-              </w:rPr>
-              <w:t xml:space="preserve">Tổng quan về chữ ký số </w:t>
+              <w:jc w:val="center"/>
+              <w:rPr>
+                <w:rFonts w:ascii="Times New Roman" w:hAnsi="Times New Roman" w:cs="Times New Roman"/>
+                <w:color w:val="000000" w:themeColor="text1"/>
+                <w:sz w:val="28"/>
+                <w:szCs w:val="28"/>
+                <w:lang w:val="vi-VN"/>
+              </w:rPr>
+            </w:pPr>
+            <w:r>
+              <w:rPr>
+                <w:rFonts w:ascii="Times New Roman" w:hAnsi="Times New Roman" w:cs="Times New Roman"/>
+                <w:color w:val="000000" w:themeColor="text1"/>
+                <w:sz w:val="28"/>
+                <w:szCs w:val="28"/>
+                <w:lang w:val="vi-VN"/>
+              </w:rPr>
+              <w:t>Tổng quan về chữ ký số</w:t>
             </w:r>
           </w:p>
           <w:p>
@@ -2300,82 +2403,23 @@
                 <w:numId w:val="2"/>
               </w:numPr>
               <w:ind w:left="309" w:hanging="283"/>
-              <w:rPr>
-                <w:rFonts w:ascii="Times New Roman" w:hAnsi="Times New Roman" w:cs="Times New Roman"/>
-                <w:color w:val="000000" w:themeColor="text1"/>
-                <w:sz w:val="28"/>
-                <w:szCs w:val="28"/>
-              </w:rPr>
-            </w:pPr>
-            <w:r>
-              <w:rPr>
-                <w:rFonts w:ascii="Times New Roman" w:hAnsi="Times New Roman" w:cs="Times New Roman"/>
-                <w:color w:val="000000" w:themeColor="text1"/>
-                <w:sz w:val="28"/>
-                <w:szCs w:val="28"/>
-                <w:lang w:val="vi-VN"/>
-              </w:rPr>
-              <w:t xml:space="preserve">Viết phần </w:t>
-            </w:r>
-            <w:r>
-              <w:rPr>
-                <w:rFonts w:ascii="Times New Roman" w:hAnsi="Times New Roman" w:cs="Times New Roman"/>
-                <w:color w:val="000000" w:themeColor="text1"/>
-                <w:sz w:val="28"/>
-                <w:szCs w:val="28"/>
-                <w:lang w:val="vi-VN"/>
-              </w:rPr>
-              <w:t xml:space="preserve">ưu điểm và ứng dụng của chữ ký số </w:t>
-            </w:r>
-            <w:r>
-              <w:rPr>
-                <w:rFonts w:ascii="Times New Roman" w:hAnsi="Times New Roman" w:cs="Times New Roman"/>
-                <w:color w:val="000000" w:themeColor="text1"/>
-                <w:sz w:val="28"/>
-                <w:szCs w:val="28"/>
-                <w:lang w:val="vi-VN"/>
-              </w:rPr>
-              <w:t>của chữ ký số (2.2.</w:t>
-            </w:r>
-            <w:r>
-              <w:rPr>
-                <w:rFonts w:ascii="Times New Roman" w:hAnsi="Times New Roman" w:cs="Times New Roman"/>
-                <w:color w:val="000000" w:themeColor="text1"/>
-                <w:sz w:val="28"/>
-                <w:szCs w:val="28"/>
-                <w:lang w:val="vi-VN"/>
-              </w:rPr>
-              <w:t>5</w:t>
-            </w:r>
-            <w:r>
-              <w:rPr>
-                <w:rFonts w:ascii="Times New Roman" w:hAnsi="Times New Roman" w:cs="Times New Roman"/>
-                <w:color w:val="000000" w:themeColor="text1"/>
-                <w:sz w:val="28"/>
-                <w:szCs w:val="28"/>
-                <w:lang w:val="vi-VN"/>
-              </w:rPr>
-              <w:t>. -&gt; 2.2.</w:t>
-            </w:r>
-            <w:r>
-              <w:rPr>
-                <w:rFonts w:ascii="Times New Roman" w:hAnsi="Times New Roman" w:cs="Times New Roman"/>
-                <w:color w:val="000000" w:themeColor="text1"/>
-                <w:sz w:val="28"/>
-                <w:szCs w:val="28"/>
-                <w:lang w:val="vi-VN"/>
-              </w:rPr>
-              <w:t>8</w:t>
-            </w:r>
-            <w:r>
-              <w:rPr>
-                <w:rFonts w:ascii="Times New Roman" w:hAnsi="Times New Roman" w:cs="Times New Roman"/>
-                <w:color w:val="000000" w:themeColor="text1"/>
-                <w:sz w:val="28"/>
-                <w:szCs w:val="28"/>
-                <w:lang w:val="vi-VN"/>
-              </w:rPr>
-              <w:t>.)</w:t>
+              <w:jc w:val="center"/>
+              <w:rPr>
+                <w:rFonts w:ascii="Times New Roman" w:hAnsi="Times New Roman" w:cs="Times New Roman"/>
+                <w:color w:val="000000" w:themeColor="text1"/>
+                <w:sz w:val="28"/>
+                <w:szCs w:val="28"/>
+              </w:rPr>
+            </w:pPr>
+            <w:r>
+              <w:rPr>
+                <w:rFonts w:ascii="Times New Roman" w:hAnsi="Times New Roman" w:cs="Times New Roman"/>
+                <w:color w:val="000000" w:themeColor="text1"/>
+                <w:sz w:val="28"/>
+                <w:szCs w:val="28"/>
+                <w:lang w:val="vi-VN"/>
+              </w:rPr>
+              <w:t>Viết phần ưu điểm và ứng dụng của chữ ký số của chữ ký số (2.2.5. -&gt; 2.2.8.)</w:t>
             </w:r>
           </w:p>
         </w:tc>
@@ -2383,9 +2427,11 @@
           <w:tcPr>
             <w:tcW w:w="3119" w:type="dxa"/>
             <w:vMerge/>
-          </w:tcPr>
-          <w:p>
-            <w:pPr>
+            <w:vAlign w:val="center"/>
+          </w:tcPr>
+          <w:p>
+            <w:pPr>
+              <w:jc w:val="center"/>
               <w:rPr>
                 <w:rFonts w:ascii="Times New Roman" w:hAnsi="Times New Roman" w:cs="Times New Roman"/>
                 <w:color w:val="FF0000"/>
@@ -2398,9 +2444,11 @@
         <w:tc>
           <w:tcPr>
             <w:tcW w:w="3118" w:type="dxa"/>
-          </w:tcPr>
-          <w:p>
-            <w:pPr>
+            <w:vAlign w:val="center"/>
+          </w:tcPr>
+          <w:p>
+            <w:pPr>
+              <w:jc w:val="center"/>
               <w:rPr>
                 <w:rFonts w:ascii="Times New Roman" w:hAnsi="Times New Roman" w:cs="Times New Roman"/>
                 <w:color w:val="FF0000"/>
@@ -2419,6 +2467,7 @@
           <w:tcPr>
             <w:tcW w:w="846" w:type="dxa"/>
             <w:vMerge/>
+            <w:vAlign w:val="center"/>
           </w:tcPr>
           <w:p>
             <w:pPr>
@@ -2438,9 +2487,11 @@
             <w:tcBorders>
               <w:top w:val="single" w:sz="4" w:space="0" w:color="auto"/>
             </w:tcBorders>
-          </w:tcPr>
-          <w:p>
-            <w:pPr>
+            <w:vAlign w:val="center"/>
+          </w:tcPr>
+          <w:p>
+            <w:pPr>
+              <w:jc w:val="center"/>
               <w:rPr>
                 <w:rFonts w:ascii="Times New Roman" w:hAnsi="Times New Roman" w:cs="Times New Roman"/>
                 <w:color w:val="FF0000"/>
@@ -2465,6 +2516,7 @@
             <w:tcBorders>
               <w:top w:val="single" w:sz="4" w:space="0" w:color="auto"/>
             </w:tcBorders>
+            <w:vAlign w:val="center"/>
           </w:tcPr>
           <w:p>
             <w:pPr>
@@ -2474,62 +2526,23 @@
                 <w:numId w:val="2"/>
               </w:numPr>
               <w:ind w:left="309" w:hanging="283"/>
-              <w:rPr>
-                <w:rFonts w:ascii="Times New Roman" w:hAnsi="Times New Roman" w:cs="Times New Roman"/>
-                <w:color w:val="000000" w:themeColor="text1"/>
-                <w:sz w:val="28"/>
-                <w:szCs w:val="28"/>
-              </w:rPr>
-            </w:pPr>
-            <w:r>
-              <w:rPr>
-                <w:rFonts w:ascii="Times New Roman" w:hAnsi="Times New Roman" w:cs="Times New Roman"/>
-                <w:color w:val="000000" w:themeColor="text1"/>
-                <w:sz w:val="28"/>
-                <w:szCs w:val="28"/>
-                <w:lang w:val="vi-VN"/>
-              </w:rPr>
-              <w:t>Nghiên cứu tìm hiểu về RSA (viết phần 2.3.</w:t>
-            </w:r>
-            <w:r>
-              <w:rPr>
-                <w:rFonts w:ascii="Times New Roman" w:hAnsi="Times New Roman" w:cs="Times New Roman"/>
-                <w:color w:val="000000" w:themeColor="text1"/>
-                <w:sz w:val="28"/>
-                <w:szCs w:val="28"/>
-                <w:lang w:val="vi-VN"/>
-              </w:rPr>
-              <w:t>4</w:t>
-            </w:r>
-            <w:r>
-              <w:rPr>
-                <w:rFonts w:ascii="Times New Roman" w:hAnsi="Times New Roman" w:cs="Times New Roman"/>
-                <w:color w:val="000000" w:themeColor="text1"/>
-                <w:sz w:val="28"/>
-                <w:szCs w:val="28"/>
-                <w:lang w:val="vi-VN"/>
-              </w:rPr>
-              <w:t>. -&gt; 2.3.</w:t>
-            </w:r>
-            <w:r>
-              <w:rPr>
-                <w:rFonts w:ascii="Times New Roman" w:hAnsi="Times New Roman" w:cs="Times New Roman"/>
-                <w:color w:val="000000" w:themeColor="text1"/>
-                <w:sz w:val="28"/>
-                <w:szCs w:val="28"/>
-                <w:lang w:val="vi-VN"/>
-              </w:rPr>
-              <w:t>5</w:t>
-            </w:r>
-            <w:r>
-              <w:rPr>
-                <w:rFonts w:ascii="Times New Roman" w:hAnsi="Times New Roman" w:cs="Times New Roman"/>
-                <w:color w:val="000000" w:themeColor="text1"/>
-                <w:sz w:val="28"/>
-                <w:szCs w:val="28"/>
-                <w:lang w:val="vi-VN"/>
-              </w:rPr>
-              <w:t>.)</w:t>
+              <w:jc w:val="center"/>
+              <w:rPr>
+                <w:rFonts w:ascii="Times New Roman" w:hAnsi="Times New Roman" w:cs="Times New Roman"/>
+                <w:color w:val="000000" w:themeColor="text1"/>
+                <w:sz w:val="28"/>
+                <w:szCs w:val="28"/>
+              </w:rPr>
+            </w:pPr>
+            <w:r>
+              <w:rPr>
+                <w:rFonts w:ascii="Times New Roman" w:hAnsi="Times New Roman" w:cs="Times New Roman"/>
+                <w:color w:val="000000" w:themeColor="text1"/>
+                <w:sz w:val="28"/>
+                <w:szCs w:val="28"/>
+                <w:lang w:val="vi-VN"/>
+              </w:rPr>
+              <w:t>Nghiên cứu tìm hiểu về RSA (viết phần 2.3.4. -&gt; 2.3.5.)</w:t>
             </w:r>
           </w:p>
         </w:tc>
@@ -2537,9 +2550,11 @@
           <w:tcPr>
             <w:tcW w:w="3119" w:type="dxa"/>
             <w:vMerge/>
-          </w:tcPr>
-          <w:p>
-            <w:pPr>
+            <w:vAlign w:val="center"/>
+          </w:tcPr>
+          <w:p>
+            <w:pPr>
+              <w:jc w:val="center"/>
               <w:rPr>
                 <w:rFonts w:ascii="Times New Roman" w:hAnsi="Times New Roman" w:cs="Times New Roman"/>
                 <w:color w:val="FF0000"/>
@@ -2552,9 +2567,11 @@
         <w:tc>
           <w:tcPr>
             <w:tcW w:w="3118" w:type="dxa"/>
-          </w:tcPr>
-          <w:p>
-            <w:pPr>
+            <w:vAlign w:val="center"/>
+          </w:tcPr>
+          <w:p>
+            <w:pPr>
+              <w:jc w:val="center"/>
               <w:rPr>
                 <w:rFonts w:ascii="Times New Roman" w:hAnsi="Times New Roman" w:cs="Times New Roman"/>
                 <w:color w:val="FF0000"/>
@@ -2569,6 +2586,7 @@
         <w:tc>
           <w:tcPr>
             <w:tcW w:w="846" w:type="dxa"/>
+            <w:vAlign w:val="center"/>
           </w:tcPr>
           <w:p>
             <w:pPr>
@@ -2594,9 +2612,11 @@
         <w:tc>
           <w:tcPr>
             <w:tcW w:w="2268" w:type="dxa"/>
-          </w:tcPr>
-          <w:p>
-            <w:pPr>
+            <w:vAlign w:val="center"/>
+          </w:tcPr>
+          <w:p>
+            <w:pPr>
+              <w:jc w:val="center"/>
               <w:rPr>
                 <w:rFonts w:ascii="Times New Roman" w:hAnsi="Times New Roman" w:cs="Times New Roman"/>
                 <w:color w:val="FF0000"/>
@@ -2616,6 +2636,7 @@
           </w:p>
           <w:p>
             <w:pPr>
+              <w:jc w:val="center"/>
               <w:rPr>
                 <w:rFonts w:ascii="Times New Roman" w:hAnsi="Times New Roman" w:cs="Times New Roman"/>
                 <w:color w:val="FF0000"/>
@@ -2635,6 +2656,7 @@
           </w:p>
           <w:p>
             <w:pPr>
+              <w:jc w:val="center"/>
               <w:rPr>
                 <w:rFonts w:ascii="Times New Roman" w:hAnsi="Times New Roman" w:cs="Times New Roman"/>
                 <w:color w:val="FF0000"/>
@@ -2654,6 +2676,7 @@
           </w:p>
           <w:p>
             <w:pPr>
+              <w:jc w:val="center"/>
               <w:rPr>
                 <w:rFonts w:ascii="Times New Roman" w:hAnsi="Times New Roman" w:cs="Times New Roman"/>
                 <w:color w:val="FF0000"/>
@@ -2673,6 +2696,7 @@
           </w:p>
           <w:p>
             <w:pPr>
+              <w:jc w:val="center"/>
               <w:rPr>
                 <w:rFonts w:ascii="Times New Roman" w:hAnsi="Times New Roman" w:cs="Times New Roman"/>
                 <w:color w:val="FF0000"/>
@@ -2694,9 +2718,11 @@
         <w:tc>
           <w:tcPr>
             <w:tcW w:w="3827" w:type="dxa"/>
-          </w:tcPr>
-          <w:p>
-            <w:pPr>
+            <w:vAlign w:val="center"/>
+          </w:tcPr>
+          <w:p>
+            <w:pPr>
+              <w:jc w:val="center"/>
               <w:rPr>
                 <w:rFonts w:ascii="Times New Roman" w:hAnsi="Times New Roman" w:cs="Times New Roman"/>
                 <w:color w:val="FF0000"/>
@@ -2716,6 +2742,7 @@
           </w:p>
           <w:p>
             <w:pPr>
+              <w:jc w:val="center"/>
               <w:rPr>
                 <w:rFonts w:ascii="Times New Roman" w:hAnsi="Times New Roman" w:cs="Times New Roman"/>
                 <w:color w:val="FF0000"/>
@@ -2735,6 +2762,7 @@
           </w:p>
           <w:p>
             <w:pPr>
+              <w:jc w:val="center"/>
               <w:rPr>
                 <w:rFonts w:ascii="Times New Roman" w:hAnsi="Times New Roman" w:cs="Times New Roman"/>
                 <w:color w:val="FF0000"/>
@@ -2754,6 +2782,7 @@
           </w:p>
           <w:p>
             <w:pPr>
+              <w:jc w:val="center"/>
               <w:rPr>
                 <w:rFonts w:ascii="Times New Roman" w:hAnsi="Times New Roman" w:cs="Times New Roman"/>
                 <w:color w:val="FF0000"/>
@@ -2773,6 +2802,7 @@
           </w:p>
           <w:p>
             <w:pPr>
+              <w:jc w:val="center"/>
               <w:rPr>
                 <w:rFonts w:ascii="Times New Roman" w:hAnsi="Times New Roman" w:cs="Times New Roman"/>
                 <w:color w:val="FF0000"/>
@@ -2794,9 +2824,11 @@
         <w:tc>
           <w:tcPr>
             <w:tcW w:w="3119" w:type="dxa"/>
-          </w:tcPr>
-          <w:p>
-            <w:pPr>
+            <w:vAlign w:val="center"/>
+          </w:tcPr>
+          <w:p>
+            <w:pPr>
+              <w:jc w:val="center"/>
               <w:rPr>
                 <w:rFonts w:ascii="Times New Roman" w:hAnsi="Times New Roman" w:cs="Times New Roman"/>
                 <w:color w:val="FF0000"/>
@@ -2809,9 +2841,11 @@
         <w:tc>
           <w:tcPr>
             <w:tcW w:w="3118" w:type="dxa"/>
-          </w:tcPr>
-          <w:p>
-            <w:pPr>
+            <w:vAlign w:val="center"/>
+          </w:tcPr>
+          <w:p>
+            <w:pPr>
+              <w:jc w:val="center"/>
               <w:rPr>
                 <w:rFonts w:ascii="Times New Roman" w:hAnsi="Times New Roman" w:cs="Times New Roman"/>
                 <w:color w:val="FF0000"/>
@@ -2826,6 +2860,7 @@
         <w:tc>
           <w:tcPr>
             <w:tcW w:w="846" w:type="dxa"/>
+            <w:vAlign w:val="center"/>
           </w:tcPr>
           <w:p>
             <w:pPr>
@@ -2851,9 +2886,11 @@
         <w:tc>
           <w:tcPr>
             <w:tcW w:w="2268" w:type="dxa"/>
-          </w:tcPr>
-          <w:p>
-            <w:pPr>
+            <w:vAlign w:val="center"/>
+          </w:tcPr>
+          <w:p>
+            <w:pPr>
+              <w:jc w:val="center"/>
               <w:rPr>
                 <w:rFonts w:ascii="Times New Roman" w:hAnsi="Times New Roman" w:cs="Times New Roman"/>
                 <w:color w:val="FF0000"/>
@@ -2873,6 +2910,7 @@
           </w:p>
           <w:p>
             <w:pPr>
+              <w:jc w:val="center"/>
               <w:rPr>
                 <w:rFonts w:ascii="Times New Roman" w:hAnsi="Times New Roman" w:cs="Times New Roman"/>
                 <w:color w:val="FF0000"/>
@@ -2892,6 +2930,7 @@
           </w:p>
           <w:p>
             <w:pPr>
+              <w:jc w:val="center"/>
               <w:rPr>
                 <w:rFonts w:ascii="Times New Roman" w:hAnsi="Times New Roman" w:cs="Times New Roman"/>
                 <w:color w:val="FF0000"/>
@@ -2911,6 +2950,7 @@
           </w:p>
           <w:p>
             <w:pPr>
+              <w:jc w:val="center"/>
               <w:rPr>
                 <w:rFonts w:ascii="Times New Roman" w:hAnsi="Times New Roman" w:cs="Times New Roman"/>
                 <w:color w:val="FF0000"/>
@@ -2930,6 +2970,7 @@
           </w:p>
           <w:p>
             <w:pPr>
+              <w:jc w:val="center"/>
               <w:rPr>
                 <w:rFonts w:ascii="Times New Roman" w:hAnsi="Times New Roman" w:cs="Times New Roman"/>
                 <w:color w:val="FF0000"/>
@@ -2951,9 +2992,11 @@
         <w:tc>
           <w:tcPr>
             <w:tcW w:w="3827" w:type="dxa"/>
-          </w:tcPr>
-          <w:p>
-            <w:pPr>
+            <w:vAlign w:val="center"/>
+          </w:tcPr>
+          <w:p>
+            <w:pPr>
+              <w:jc w:val="center"/>
               <w:rPr>
                 <w:rFonts w:ascii="Times New Roman" w:hAnsi="Times New Roman" w:cs="Times New Roman"/>
                 <w:color w:val="FF0000"/>
@@ -2973,6 +3016,7 @@
           </w:p>
           <w:p>
             <w:pPr>
+              <w:jc w:val="center"/>
               <w:rPr>
                 <w:rFonts w:ascii="Times New Roman" w:hAnsi="Times New Roman" w:cs="Times New Roman"/>
                 <w:color w:val="FF0000"/>
@@ -2992,6 +3036,7 @@
           </w:p>
           <w:p>
             <w:pPr>
+              <w:jc w:val="center"/>
               <w:rPr>
                 <w:rFonts w:ascii="Times New Roman" w:hAnsi="Times New Roman" w:cs="Times New Roman"/>
                 <w:color w:val="FF0000"/>
@@ -3011,6 +3056,7 @@
           </w:p>
           <w:p>
             <w:pPr>
+              <w:jc w:val="center"/>
               <w:rPr>
                 <w:rFonts w:ascii="Times New Roman" w:hAnsi="Times New Roman" w:cs="Times New Roman"/>
                 <w:color w:val="FF0000"/>
@@ -3030,6 +3076,7 @@
           </w:p>
           <w:p>
             <w:pPr>
+              <w:jc w:val="center"/>
               <w:rPr>
                 <w:rFonts w:ascii="Times New Roman" w:hAnsi="Times New Roman" w:cs="Times New Roman"/>
                 <w:color w:val="FF0000"/>
@@ -3051,9 +3098,11 @@
         <w:tc>
           <w:tcPr>
             <w:tcW w:w="3119" w:type="dxa"/>
-          </w:tcPr>
-          <w:p>
-            <w:pPr>
+            <w:vAlign w:val="center"/>
+          </w:tcPr>
+          <w:p>
+            <w:pPr>
+              <w:jc w:val="center"/>
               <w:rPr>
                 <w:rFonts w:ascii="Times New Roman" w:hAnsi="Times New Roman" w:cs="Times New Roman"/>
                 <w:color w:val="FF0000"/>
@@ -3066,9 +3115,11 @@
         <w:tc>
           <w:tcPr>
             <w:tcW w:w="3118" w:type="dxa"/>
-          </w:tcPr>
-          <w:p>
-            <w:pPr>
+            <w:vAlign w:val="center"/>
+          </w:tcPr>
+          <w:p>
+            <w:pPr>
+              <w:jc w:val="center"/>
               <w:rPr>
                 <w:rFonts w:ascii="Times New Roman" w:hAnsi="Times New Roman" w:cs="Times New Roman"/>
                 <w:color w:val="FF0000"/>
@@ -3083,6 +3134,7 @@
         <w:tc>
           <w:tcPr>
             <w:tcW w:w="846" w:type="dxa"/>
+            <w:vAlign w:val="center"/>
           </w:tcPr>
           <w:p>
             <w:pPr>
@@ -3108,9 +3160,11 @@
         <w:tc>
           <w:tcPr>
             <w:tcW w:w="2268" w:type="dxa"/>
-          </w:tcPr>
-          <w:p>
-            <w:pPr>
+            <w:vAlign w:val="center"/>
+          </w:tcPr>
+          <w:p>
+            <w:pPr>
+              <w:jc w:val="center"/>
               <w:rPr>
                 <w:rFonts w:ascii="Times New Roman" w:hAnsi="Times New Roman" w:cs="Times New Roman"/>
                 <w:color w:val="FF0000"/>
@@ -3130,6 +3184,7 @@
           </w:p>
           <w:p>
             <w:pPr>
+              <w:jc w:val="center"/>
               <w:rPr>
                 <w:rFonts w:ascii="Times New Roman" w:hAnsi="Times New Roman" w:cs="Times New Roman"/>
                 <w:color w:val="FF0000"/>
@@ -3149,6 +3204,7 @@
           </w:p>
           <w:p>
             <w:pPr>
+              <w:jc w:val="center"/>
               <w:rPr>
                 <w:rFonts w:ascii="Times New Roman" w:hAnsi="Times New Roman" w:cs="Times New Roman"/>
                 <w:color w:val="FF0000"/>
@@ -3168,6 +3224,7 @@
           </w:p>
           <w:p>
             <w:pPr>
+              <w:jc w:val="center"/>
               <w:rPr>
                 <w:rFonts w:ascii="Times New Roman" w:hAnsi="Times New Roman" w:cs="Times New Roman"/>
                 <w:color w:val="FF0000"/>
@@ -3187,6 +3244,7 @@
           </w:p>
           <w:p>
             <w:pPr>
+              <w:jc w:val="center"/>
               <w:rPr>
                 <w:rFonts w:ascii="Times New Roman" w:hAnsi="Times New Roman" w:cs="Times New Roman"/>
                 <w:color w:val="FF0000"/>
@@ -3208,9 +3266,11 @@
         <w:tc>
           <w:tcPr>
             <w:tcW w:w="3827" w:type="dxa"/>
-          </w:tcPr>
-          <w:p>
-            <w:pPr>
+            <w:vAlign w:val="center"/>
+          </w:tcPr>
+          <w:p>
+            <w:pPr>
+              <w:jc w:val="center"/>
               <w:rPr>
                 <w:rFonts w:ascii="Times New Roman" w:hAnsi="Times New Roman" w:cs="Times New Roman"/>
                 <w:color w:val="FF0000"/>
@@ -3230,6 +3290,7 @@
           </w:p>
           <w:p>
             <w:pPr>
+              <w:jc w:val="center"/>
               <w:rPr>
                 <w:rFonts w:ascii="Times New Roman" w:hAnsi="Times New Roman" w:cs="Times New Roman"/>
                 <w:color w:val="FF0000"/>
@@ -3249,6 +3310,7 @@
           </w:p>
           <w:p>
             <w:pPr>
+              <w:jc w:val="center"/>
               <w:rPr>
                 <w:rFonts w:ascii="Times New Roman" w:hAnsi="Times New Roman" w:cs="Times New Roman"/>
                 <w:color w:val="FF0000"/>
@@ -3268,6 +3330,7 @@
           </w:p>
           <w:p>
             <w:pPr>
+              <w:jc w:val="center"/>
               <w:rPr>
                 <w:rFonts w:ascii="Times New Roman" w:hAnsi="Times New Roman" w:cs="Times New Roman"/>
                 <w:color w:val="FF0000"/>
@@ -3287,6 +3350,7 @@
           </w:p>
           <w:p>
             <w:pPr>
+              <w:jc w:val="center"/>
               <w:rPr>
                 <w:rFonts w:ascii="Times New Roman" w:hAnsi="Times New Roman" w:cs="Times New Roman"/>
                 <w:color w:val="FF0000"/>
@@ -3308,9 +3372,11 @@
         <w:tc>
           <w:tcPr>
             <w:tcW w:w="3119" w:type="dxa"/>
-          </w:tcPr>
-          <w:p>
-            <w:pPr>
+            <w:vAlign w:val="center"/>
+          </w:tcPr>
+          <w:p>
+            <w:pPr>
+              <w:jc w:val="center"/>
               <w:rPr>
                 <w:rFonts w:ascii="Times New Roman" w:hAnsi="Times New Roman" w:cs="Times New Roman"/>
                 <w:color w:val="FF0000"/>
@@ -3323,9 +3389,11 @@
         <w:tc>
           <w:tcPr>
             <w:tcW w:w="3118" w:type="dxa"/>
-          </w:tcPr>
-          <w:p>
-            <w:pPr>
+            <w:vAlign w:val="center"/>
+          </w:tcPr>
+          <w:p>
+            <w:pPr>
+              <w:jc w:val="center"/>
               <w:rPr>
                 <w:rFonts w:ascii="Times New Roman" w:hAnsi="Times New Roman" w:cs="Times New Roman"/>
                 <w:color w:val="FF0000"/>
@@ -3337,6 +3405,30 @@
         </w:tc>
       </w:tr>
     </w:tbl>
+    <w:p>
+      <w:pPr>
+        <w:spacing w:line="360" w:lineRule="auto"/>
+        <w:jc w:val="both"/>
+        <w:rPr>
+          <w:rFonts w:ascii="Times New Roman" w:hAnsi="Times New Roman" w:cs="Times New Roman"/>
+          <w:sz w:val="28"/>
+          <w:szCs w:val="28"/>
+          <w:lang w:val="vi-VN"/>
+        </w:rPr>
+      </w:pPr>
+    </w:p>
+    <w:p>
+      <w:pPr>
+        <w:spacing w:line="360" w:lineRule="auto"/>
+        <w:jc w:val="both"/>
+        <w:rPr>
+          <w:rFonts w:ascii="Times New Roman" w:hAnsi="Times New Roman" w:cs="Times New Roman"/>
+          <w:sz w:val="28"/>
+          <w:szCs w:val="28"/>
+          <w:lang w:val="vi-VN"/>
+        </w:rPr>
+      </w:pPr>
+    </w:p>
     <w:p>
       <w:pPr>
         <w:spacing w:line="360" w:lineRule="auto"/>
@@ -3380,6 +3472,7 @@
           <w:szCs w:val="28"/>
           <w:lang w:val="vi-VN"/>
         </w:rPr>
+        <w:lastRenderedPageBreak/>
         <w:t>Ngày  …  tháng  ….  năm 2026</w:t>
       </w:r>
     </w:p>
@@ -3424,7 +3517,6 @@
           <w:szCs w:val="28"/>
           <w:lang w:val="vi-VN"/>
         </w:rPr>
-        <w:lastRenderedPageBreak/>
         <w:t>(Ký, ghi rõ họ tên)</w:t>
       </w:r>
     </w:p>
